--- a/public/2429.2026/1. CHƯƠNG I TỔ CHỨC VÀ QUẢN LÝ PHÒNG XÉT NGHIỆM/5.1.1 Tổ chức và trách nhiệm quản lý/Biểu mẫu có nội dung (tham khảo)/XN-BM 5.1.1.03 Bản đăng ký chữ ký.docx
+++ b/public/2429.2026/1. CHƯƠNG I TỔ CHỨC VÀ QUẢN LÝ PHÒNG XÉT NGHIỆM/5.1.1 Tổ chức và trách nhiệm quản lý/Biểu mẫu có nội dung (tham khảo)/XN-BM 5.1.1.03 Bản đăng ký chữ ký.docx
@@ -257,6 +257,9 @@
               </w:rPr>
             </w:pPr>
             <w:r>
+              <w:rPr>
+                <w:noProof/>
+              </w:rPr>
               <w:drawing>
                 <wp:anchor distT="0" distB="0" distL="114300" distR="114300" simplePos="0" relativeHeight="251659264" behindDoc="0" locked="0" layoutInCell="1" allowOverlap="1" wp14:anchorId="52B9BA94" wp14:editId="58DC0E94">
                   <wp:simplePos x="0" y="0"/>
@@ -572,16 +575,16 @@
                 <w:noProof/>
               </w:rPr>
               <w:drawing>
-                <wp:anchor distT="0" distB="0" distL="114300" distR="114300" simplePos="0" relativeHeight="251669504" behindDoc="0" locked="0" layoutInCell="1" allowOverlap="1" wp14:anchorId="327EC3D6" wp14:editId="6BAD513A">
+                <wp:anchor distT="0" distB="0" distL="114300" distR="114300" simplePos="0" relativeHeight="251671552" behindDoc="0" locked="0" layoutInCell="1" allowOverlap="1" wp14:anchorId="17F0E566" wp14:editId="0BCEED14">
                   <wp:simplePos x="0" y="0"/>
                   <wp:positionH relativeFrom="margin">
-                    <wp:posOffset>239373</wp:posOffset>
+                    <wp:posOffset>320234</wp:posOffset>
                   </wp:positionH>
                   <wp:positionV relativeFrom="paragraph">
-                    <wp:posOffset>66040</wp:posOffset>
+                    <wp:posOffset>8890</wp:posOffset>
                   </wp:positionV>
-                  <wp:extent cx="838200" cy="354859"/>
-                  <wp:effectExtent l="0" t="0" r="0" b="7620"/>
+                  <wp:extent cx="838200" cy="428413"/>
+                  <wp:effectExtent l="0" t="0" r="0" b="0"/>
                   <wp:wrapNone/>
                   <wp:docPr id="5" name="Picture 5"/>
                   <wp:cNvGraphicFramePr>
@@ -602,7 +605,7 @@
                               </a:ext>
                             </a:extLst>
                           </a:blip>
-                          <a:srcRect l="6897" t="9678" r="14368" b="27949"/>
+                          <a:srcRect l="9770" r="12644" b="25798"/>
                           <a:stretch>
                             <a:fillRect/>
                           </a:stretch>
@@ -610,7 +613,7 @@
                         <pic:spPr bwMode="auto">
                           <a:xfrm>
                             <a:off x="0" y="0"/>
-                            <a:ext cx="838200" cy="354859"/>
+                            <a:ext cx="838200" cy="428413"/>
                           </a:xfrm>
                           <a:prstGeom prst="rect">
                             <a:avLst/>
@@ -733,16 +736,16 @@
                 <w:noProof/>
               </w:rPr>
               <w:drawing>
-                <wp:anchor distT="0" distB="0" distL="114300" distR="114300" simplePos="0" relativeHeight="251671552" behindDoc="0" locked="0" layoutInCell="1" allowOverlap="1" wp14:anchorId="45CF25BD" wp14:editId="09B09926">
+                <wp:anchor distT="0" distB="0" distL="114300" distR="114300" simplePos="0" relativeHeight="251673600" behindDoc="0" locked="0" layoutInCell="1" allowOverlap="1" wp14:anchorId="0CFBC93A" wp14:editId="5B89BAA1">
                   <wp:simplePos x="0" y="0"/>
                   <wp:positionH relativeFrom="margin">
-                    <wp:posOffset>151130</wp:posOffset>
+                    <wp:posOffset>123192</wp:posOffset>
                   </wp:positionH>
                   <wp:positionV relativeFrom="paragraph">
-                    <wp:posOffset>58420</wp:posOffset>
+                    <wp:posOffset>6350</wp:posOffset>
                   </wp:positionV>
-                  <wp:extent cx="924748" cy="361950"/>
-                  <wp:effectExtent l="0" t="0" r="8890" b="0"/>
+                  <wp:extent cx="1133475" cy="437515"/>
+                  <wp:effectExtent l="0" t="0" r="0" b="635"/>
                   <wp:wrapNone/>
                   <wp:docPr id="3" name="Picture 3"/>
                   <wp:cNvGraphicFramePr>
@@ -763,7 +766,7 @@
                               </a:ext>
                             </a:extLst>
                           </a:blip>
-                          <a:srcRect l="18862" t="16058" r="8188" b="39623"/>
+                          <a:srcRect l="19457" t="16054" r="8138" b="40566"/>
                           <a:stretch>
                             <a:fillRect/>
                           </a:stretch>
@@ -771,7 +774,7 @@
                         <pic:spPr bwMode="auto">
                           <a:xfrm>
                             <a:off x="0" y="0"/>
-                            <a:ext cx="924748" cy="361950"/>
+                            <a:ext cx="1133475" cy="437515"/>
                           </a:xfrm>
                           <a:prstGeom prst="rect">
                             <a:avLst/>
@@ -894,18 +897,18 @@
                 <w:noProof/>
               </w:rPr>
               <w:drawing>
-                <wp:anchor distT="0" distB="0" distL="114300" distR="114300" simplePos="0" relativeHeight="251665408" behindDoc="0" locked="0" layoutInCell="1" allowOverlap="1" wp14:anchorId="390C81F8" wp14:editId="0D792B88">
+                <wp:anchor distT="0" distB="0" distL="114300" distR="114300" simplePos="0" relativeHeight="251667456" behindDoc="0" locked="0" layoutInCell="1" allowOverlap="1" wp14:anchorId="2CD1CB33" wp14:editId="36265E94">
                   <wp:simplePos x="0" y="0"/>
                   <wp:positionH relativeFrom="column">
-                    <wp:posOffset>390525</wp:posOffset>
+                    <wp:posOffset>400910</wp:posOffset>
                   </wp:positionH>
                   <wp:positionV relativeFrom="paragraph">
-                    <wp:posOffset>59055</wp:posOffset>
+                    <wp:posOffset>49530</wp:posOffset>
                   </wp:positionV>
-                  <wp:extent cx="685800" cy="341383"/>
-                  <wp:effectExtent l="0" t="0" r="0" b="1905"/>
+                  <wp:extent cx="762000" cy="369988"/>
+                  <wp:effectExtent l="0" t="0" r="0" b="0"/>
                   <wp:wrapNone/>
-                  <wp:docPr id="1164026266" name="Picture 1164026266"/>
+                  <wp:docPr id="851089122" name="Picture 851089122"/>
                   <wp:cNvGraphicFramePr>
                     <a:graphicFrameLocks xmlns:a="http://schemas.openxmlformats.org/drawingml/2006/main" noChangeAspect="1"/>
                   </wp:cNvGraphicFramePr>
@@ -924,7 +927,7 @@
                               </a:ext>
                             </a:extLst>
                           </a:blip>
-                          <a:srcRect l="22002" t="16902" b="19717"/>
+                          <a:srcRect l="21354" b="17606"/>
                           <a:stretch>
                             <a:fillRect/>
                           </a:stretch>
@@ -932,7 +935,7 @@
                         <pic:spPr bwMode="auto">
                           <a:xfrm>
                             <a:off x="0" y="0"/>
-                            <a:ext cx="685800" cy="341383"/>
+                            <a:ext cx="762000" cy="369988"/>
                           </a:xfrm>
                           <a:prstGeom prst="rect">
                             <a:avLst/>
@@ -1055,16 +1058,16 @@
                 <w:noProof/>
               </w:rPr>
               <w:drawing>
-                <wp:anchor distT="0" distB="0" distL="114300" distR="114300" simplePos="0" relativeHeight="251675648" behindDoc="0" locked="0" layoutInCell="1" allowOverlap="1" wp14:anchorId="7F1978F7" wp14:editId="21051D9F">
+                <wp:anchor distT="0" distB="0" distL="114300" distR="114300" simplePos="0" relativeHeight="251677696" behindDoc="0" locked="0" layoutInCell="1" allowOverlap="1" wp14:anchorId="138A0C2A" wp14:editId="53E828DD">
                   <wp:simplePos x="0" y="0"/>
                   <wp:positionH relativeFrom="column">
-                    <wp:posOffset>247650</wp:posOffset>
+                    <wp:posOffset>333375</wp:posOffset>
                   </wp:positionH>
                   <wp:positionV relativeFrom="paragraph">
-                    <wp:posOffset>34925</wp:posOffset>
+                    <wp:posOffset>12700</wp:posOffset>
                   </wp:positionV>
-                  <wp:extent cx="742950" cy="384509"/>
-                  <wp:effectExtent l="0" t="0" r="0" b="0"/>
+                  <wp:extent cx="762000" cy="399415"/>
+                  <wp:effectExtent l="0" t="0" r="0" b="635"/>
                   <wp:wrapNone/>
                   <wp:docPr id="6" name="Picture 6"/>
                   <wp:cNvGraphicFramePr>
@@ -1085,7 +1088,7 @@
                               </a:ext>
                             </a:extLst>
                           </a:blip>
-                          <a:srcRect l="13024" t="10973" r="22423" b="24286"/>
+                          <a:srcRect l="14722" t="6584" r="24122" b="23335"/>
                           <a:stretch>
                             <a:fillRect/>
                           </a:stretch>
@@ -1093,7 +1096,7 @@
                         <pic:spPr bwMode="auto">
                           <a:xfrm>
                             <a:off x="0" y="0"/>
-                            <a:ext cx="742950" cy="384509"/>
+                            <a:ext cx="762965" cy="399921"/>
                           </a:xfrm>
                           <a:prstGeom prst="rect">
                             <a:avLst/>
@@ -1216,16 +1219,16 @@
                 <w:noProof/>
               </w:rPr>
               <w:drawing>
-                <wp:anchor distT="0" distB="0" distL="114300" distR="114300" simplePos="0" relativeHeight="251667456" behindDoc="0" locked="0" layoutInCell="1" allowOverlap="1" wp14:anchorId="63DEE2DD" wp14:editId="33349E42">
+                <wp:anchor distT="0" distB="0" distL="114300" distR="114300" simplePos="0" relativeHeight="251669504" behindDoc="0" locked="0" layoutInCell="1" allowOverlap="1" wp14:anchorId="1C95EE08" wp14:editId="5EFFB0E1">
                   <wp:simplePos x="0" y="0"/>
                   <wp:positionH relativeFrom="margin">
-                    <wp:posOffset>276364</wp:posOffset>
+                    <wp:posOffset>267335</wp:posOffset>
                   </wp:positionH>
                   <wp:positionV relativeFrom="paragraph">
-                    <wp:posOffset>61595</wp:posOffset>
+                    <wp:posOffset>13970</wp:posOffset>
                   </wp:positionV>
-                  <wp:extent cx="800100" cy="366458"/>
-                  <wp:effectExtent l="0" t="0" r="0" b="0"/>
+                  <wp:extent cx="828675" cy="417705"/>
+                  <wp:effectExtent l="0" t="0" r="0" b="1905"/>
                   <wp:wrapNone/>
                   <wp:docPr id="2" name="Picture 2"/>
                   <wp:cNvGraphicFramePr>
@@ -1246,7 +1249,7 @@
                               </a:ext>
                             </a:extLst>
                           </a:blip>
-                          <a:srcRect l="7988" t="9055" r="22258" b="30576"/>
+                          <a:srcRect l="9585" t="9091" r="24920" b="28283"/>
                           <a:stretch>
                             <a:fillRect/>
                           </a:stretch>
@@ -1254,7 +1257,7 @@
                         <pic:spPr bwMode="auto">
                           <a:xfrm>
                             <a:off x="0" y="0"/>
-                            <a:ext cx="800100" cy="366458"/>
+                            <a:ext cx="828675" cy="417705"/>
                           </a:xfrm>
                           <a:prstGeom prst="rect">
                             <a:avLst/>
@@ -1378,16 +1381,16 @@
                 <w:noProof/>
               </w:rPr>
               <w:drawing>
-                <wp:anchor distT="0" distB="0" distL="114300" distR="114300" simplePos="0" relativeHeight="251673600" behindDoc="0" locked="0" layoutInCell="1" allowOverlap="1" wp14:anchorId="55F7D04E" wp14:editId="06D3B818">
+                <wp:anchor distT="0" distB="0" distL="114300" distR="114300" simplePos="0" relativeHeight="251675648" behindDoc="0" locked="0" layoutInCell="1" allowOverlap="1" wp14:anchorId="6729BCF3" wp14:editId="7C7C7F48">
                   <wp:simplePos x="0" y="0"/>
                   <wp:positionH relativeFrom="margin">
-                    <wp:posOffset>327660</wp:posOffset>
+                    <wp:posOffset>267335</wp:posOffset>
                   </wp:positionH>
                   <wp:positionV relativeFrom="paragraph">
-                    <wp:posOffset>62865</wp:posOffset>
+                    <wp:posOffset>15240</wp:posOffset>
                   </wp:positionV>
-                  <wp:extent cx="698197" cy="322580"/>
-                  <wp:effectExtent l="0" t="0" r="6985" b="1270"/>
+                  <wp:extent cx="781050" cy="406352"/>
+                  <wp:effectExtent l="0" t="0" r="0" b="0"/>
                   <wp:wrapNone/>
                   <wp:docPr id="4" name="Picture 4"/>
                   <wp:cNvGraphicFramePr>
@@ -1410,7 +1413,7 @@
                               </a:ext>
                             </a:extLst>
                           </a:blip>
-                          <a:srcRect l="7662" t="12945" r="14605" b="21336"/>
+                          <a:srcRect l="10020" t="8630" r="17550" b="22413"/>
                           <a:stretch>
                             <a:fillRect/>
                           </a:stretch>
@@ -1418,7 +1421,7 @@
                         <pic:spPr bwMode="auto">
                           <a:xfrm>
                             <a:off x="0" y="0"/>
-                            <a:ext cx="698197" cy="322580"/>
+                            <a:ext cx="781050" cy="406352"/>
                           </a:xfrm>
                           <a:prstGeom prst="rect">
                             <a:avLst/>
@@ -1543,16 +1546,16 @@
                 <w:noProof/>
               </w:rPr>
               <w:drawing>
-                <wp:anchor distT="0" distB="0" distL="114300" distR="114300" simplePos="0" relativeHeight="251681792" behindDoc="0" locked="0" layoutInCell="1" allowOverlap="1" wp14:anchorId="209966AC" wp14:editId="43EEA11F">
+                <wp:anchor distT="0" distB="0" distL="114300" distR="114300" simplePos="0" relativeHeight="251681792" behindDoc="0" locked="0" layoutInCell="1" allowOverlap="1" wp14:anchorId="4D5E8045" wp14:editId="3128FE34">
                   <wp:simplePos x="0" y="0"/>
                   <wp:positionH relativeFrom="column">
-                    <wp:posOffset>323850</wp:posOffset>
+                    <wp:posOffset>248497</wp:posOffset>
                   </wp:positionH>
                   <wp:positionV relativeFrom="paragraph">
-                    <wp:posOffset>31750</wp:posOffset>
+                    <wp:posOffset>6985</wp:posOffset>
                   </wp:positionV>
-                  <wp:extent cx="779780" cy="383550"/>
-                  <wp:effectExtent l="0" t="0" r="1270" b="0"/>
+                  <wp:extent cx="790575" cy="404929"/>
+                  <wp:effectExtent l="0" t="0" r="0" b="0"/>
                   <wp:wrapNone/>
                   <wp:docPr id="9" name="Picture 9"/>
                   <wp:cNvGraphicFramePr>
@@ -1573,7 +1576,7 @@
                               </a:ext>
                             </a:extLst>
                           </a:blip>
-                          <a:srcRect l="6081" r="10216" b="21661"/>
+                          <a:srcRect l="6750" r="10216" b="19093"/>
                           <a:stretch>
                             <a:fillRect/>
                           </a:stretch>
@@ -1581,7 +1584,7 @@
                         <pic:spPr bwMode="auto">
                           <a:xfrm>
                             <a:off x="0" y="0"/>
-                            <a:ext cx="779780" cy="383550"/>
+                            <a:ext cx="790575" cy="404929"/>
                           </a:xfrm>
                           <a:prstGeom prst="rect">
                             <a:avLst/>
@@ -1682,7 +1685,25 @@
                 <w:szCs w:val="26"/>
                 <w:lang w:val="pt-BR"/>
               </w:rPr>
-              <w:t>Nguyễn Thị Bich Phượng</w:t>
+              <w:t>Nguyễn Thị B</w:t>
+            </w:r>
+            <w:r>
+              <w:rPr>
+                <w:rFonts w:cs="Times New Roman"/>
+                <w:sz w:val="26"/>
+                <w:szCs w:val="26"/>
+                <w:lang w:val="pt-BR"/>
+              </w:rPr>
+              <w:t>í</w:t>
+            </w:r>
+            <w:r>
+              <w:rPr>
+                <w:rFonts w:cs="Times New Roman"/>
+                <w:sz w:val="26"/>
+                <w:szCs w:val="26"/>
+                <w:lang w:val="pt-BR"/>
+              </w:rPr>
+              <w:t>ch Phượng</w:t>
             </w:r>
           </w:p>
         </w:tc>
@@ -1705,16 +1726,16 @@
                 <w:noProof/>
               </w:rPr>
               <w:drawing>
-                <wp:anchor distT="0" distB="0" distL="114300" distR="114300" simplePos="0" relativeHeight="251679744" behindDoc="0" locked="0" layoutInCell="1" allowOverlap="1" wp14:anchorId="599B9292" wp14:editId="21C2F207">
+                <wp:anchor distT="0" distB="0" distL="114300" distR="114300" simplePos="0" relativeHeight="251679744" behindDoc="0" locked="0" layoutInCell="1" allowOverlap="1" wp14:anchorId="5DB3D353" wp14:editId="6B3EED72">
                   <wp:simplePos x="0" y="0"/>
                   <wp:positionH relativeFrom="column">
-                    <wp:posOffset>127000</wp:posOffset>
+                    <wp:posOffset>85725</wp:posOffset>
                   </wp:positionH>
                   <wp:positionV relativeFrom="paragraph">
-                    <wp:posOffset>61595</wp:posOffset>
+                    <wp:posOffset>8255</wp:posOffset>
                   </wp:positionV>
-                  <wp:extent cx="1038225" cy="333375"/>
-                  <wp:effectExtent l="0" t="0" r="9525" b="9525"/>
+                  <wp:extent cx="1162050" cy="390525"/>
+                  <wp:effectExtent l="0" t="0" r="0" b="9525"/>
                   <wp:wrapNone/>
                   <wp:docPr id="8" name="Picture 8"/>
                   <wp:cNvGraphicFramePr>
@@ -1735,7 +1756,7 @@
                               </a:ext>
                             </a:extLst>
                           </a:blip>
-                          <a:srcRect l="9130" t="17881" r="35577" b="47349"/>
+                          <a:srcRect l="7609" t="12914" r="30504" b="40396"/>
                           <a:stretch>
                             <a:fillRect/>
                           </a:stretch>
@@ -1743,7 +1764,7 @@
                         <pic:spPr bwMode="auto">
                           <a:xfrm>
                             <a:off x="0" y="0"/>
-                            <a:ext cx="1038225" cy="333375"/>
+                            <a:ext cx="1162050" cy="390525"/>
                           </a:xfrm>
                           <a:prstGeom prst="rect">
                             <a:avLst/>
@@ -1863,6 +1884,9 @@
               </w:rPr>
             </w:pPr>
             <w:r>
+              <w:rPr>
+                <w:noProof/>
+              </w:rPr>
               <w:drawing>
                 <wp:anchor distT="0" distB="0" distL="114300" distR="114300" simplePos="0" relativeHeight="251663360" behindDoc="0" locked="0" layoutInCell="1" allowOverlap="1" wp14:anchorId="5BD43449" wp14:editId="138A4BCC">
                   <wp:simplePos x="0" y="0"/>
@@ -2017,16 +2041,16 @@
                 <w:noProof/>
               </w:rPr>
               <w:drawing>
-                <wp:anchor distT="0" distB="0" distL="114300" distR="114300" simplePos="0" relativeHeight="251677696" behindDoc="0" locked="0" layoutInCell="1" allowOverlap="1" wp14:anchorId="1E4E8635" wp14:editId="7F6D97E4">
+                <wp:anchor distT="0" distB="0" distL="114300" distR="114300" simplePos="0" relativeHeight="251665408" behindDoc="0" locked="0" layoutInCell="1" allowOverlap="1" wp14:anchorId="5CFA9D80" wp14:editId="28507831">
                   <wp:simplePos x="0" y="0"/>
                   <wp:positionH relativeFrom="column">
-                    <wp:posOffset>361950</wp:posOffset>
+                    <wp:posOffset>323850</wp:posOffset>
                   </wp:positionH>
                   <wp:positionV relativeFrom="paragraph">
                     <wp:posOffset>58420</wp:posOffset>
                   </wp:positionV>
-                  <wp:extent cx="659765" cy="331470"/>
-                  <wp:effectExtent l="0" t="0" r="6985" b="0"/>
+                  <wp:extent cx="714375" cy="386149"/>
+                  <wp:effectExtent l="0" t="0" r="0" b="0"/>
                   <wp:wrapNone/>
                   <wp:docPr id="7" name="Picture 7"/>
                   <wp:cNvGraphicFramePr>
@@ -2047,7 +2071,7 @@
                               </a:ext>
                             </a:extLst>
                           </a:blip>
-                          <a:srcRect l="21832" t="14673" r="8819" b="20993"/>
+                          <a:srcRect l="23116" t="9029" r="5608" b="23250"/>
                           <a:stretch>
                             <a:fillRect/>
                           </a:stretch>
@@ -2055,7 +2079,7 @@
                         <pic:spPr bwMode="auto">
                           <a:xfrm>
                             <a:off x="0" y="0"/>
-                            <a:ext cx="660398" cy="331788"/>
+                            <a:ext cx="714375" cy="386149"/>
                           </a:xfrm>
                           <a:prstGeom prst="rect">
                             <a:avLst/>

--- a/public/2429.2026/1. CHƯƠNG I TỔ CHỨC VÀ QUẢN LÝ PHÒNG XÉT NGHIỆM/5.1.1 Tổ chức và trách nhiệm quản lý/Biểu mẫu có nội dung (tham khảo)/XN-BM 5.1.1.03 Bản đăng ký chữ ký.docx
+++ b/public/2429.2026/1. CHƯƠNG I TỔ CHỨC VÀ QUẢN LÝ PHÒNG XÉT NGHIỆM/5.1.1 Tổ chức và trách nhiệm quản lý/Biểu mẫu có nội dung (tham khảo)/XN-BM 5.1.1.03 Bản đăng ký chữ ký.docx
@@ -261,16 +261,16 @@
                 <w:noProof/>
               </w:rPr>
               <w:drawing>
-                <wp:anchor distT="0" distB="0" distL="114300" distR="114300" simplePos="0" relativeHeight="251659264" behindDoc="0" locked="0" layoutInCell="1" allowOverlap="1" wp14:anchorId="52B9BA94" wp14:editId="58DC0E94">
+                <wp:anchor distT="0" distB="0" distL="114300" distR="114300" simplePos="0" relativeHeight="251659264" behindDoc="0" locked="0" layoutInCell="1" allowOverlap="1" wp14:anchorId="52B9BA94" wp14:editId="306DA2C8">
                   <wp:simplePos x="0" y="0"/>
                   <wp:positionH relativeFrom="column">
-                    <wp:posOffset>324485</wp:posOffset>
+                    <wp:posOffset>319405</wp:posOffset>
                   </wp:positionH>
                   <wp:positionV relativeFrom="paragraph">
-                    <wp:posOffset>13970</wp:posOffset>
+                    <wp:posOffset>-6985</wp:posOffset>
                   </wp:positionV>
-                  <wp:extent cx="928370" cy="390525"/>
-                  <wp:effectExtent l="0" t="0" r="5080" b="9525"/>
+                  <wp:extent cx="1104900" cy="419100"/>
+                  <wp:effectExtent l="0" t="0" r="0" b="0"/>
                   <wp:wrapNone/>
                   <wp:docPr id="362470199" name="Picture 1"/>
                   <wp:cNvGraphicFramePr>
@@ -298,7 +298,7 @@
                         <pic:spPr>
                           <a:xfrm>
                             <a:off x="0" y="0"/>
-                            <a:ext cx="928370" cy="390525"/>
+                            <a:ext cx="1104900" cy="419100"/>
                           </a:xfrm>
                           <a:prstGeom prst="rect">
                             <a:avLst/>
@@ -423,13 +423,13 @@
                 <w:noProof/>
               </w:rPr>
               <w:drawing>
-                <wp:anchor distT="0" distB="0" distL="114300" distR="114300" simplePos="0" relativeHeight="251661312" behindDoc="0" locked="0" layoutInCell="1" allowOverlap="1" wp14:anchorId="79B4BF0C" wp14:editId="66009B00">
+                <wp:anchor distT="0" distB="0" distL="114300" distR="114300" simplePos="0" relativeHeight="251661312" behindDoc="0" locked="0" layoutInCell="1" allowOverlap="1" wp14:anchorId="79B4BF0C" wp14:editId="42DAA064">
                   <wp:simplePos x="0" y="0"/>
                   <wp:positionH relativeFrom="column">
-                    <wp:posOffset>333375</wp:posOffset>
+                    <wp:posOffset>316230</wp:posOffset>
                   </wp:positionH>
                   <wp:positionV relativeFrom="paragraph">
-                    <wp:posOffset>1905</wp:posOffset>
+                    <wp:posOffset>1270</wp:posOffset>
                   </wp:positionV>
                   <wp:extent cx="827405" cy="412115"/>
                   <wp:effectExtent l="0" t="0" r="0" b="6985"/>
@@ -575,18 +575,18 @@
                 <w:noProof/>
               </w:rPr>
               <w:drawing>
-                <wp:anchor distT="0" distB="0" distL="114300" distR="114300" simplePos="0" relativeHeight="251671552" behindDoc="0" locked="0" layoutInCell="1" allowOverlap="1" wp14:anchorId="17F0E566" wp14:editId="0BCEED14">
+                <wp:anchor distT="0" distB="0" distL="114300" distR="114300" simplePos="0" relativeHeight="251665408" behindDoc="0" locked="0" layoutInCell="1" allowOverlap="1" wp14:anchorId="0DFA38D3" wp14:editId="0F24C31B">
                   <wp:simplePos x="0" y="0"/>
                   <wp:positionH relativeFrom="margin">
-                    <wp:posOffset>320234</wp:posOffset>
+                    <wp:posOffset>242570</wp:posOffset>
                   </wp:positionH>
                   <wp:positionV relativeFrom="paragraph">
                     <wp:posOffset>8890</wp:posOffset>
                   </wp:positionV>
-                  <wp:extent cx="838200" cy="428413"/>
+                  <wp:extent cx="914400" cy="427990"/>
                   <wp:effectExtent l="0" t="0" r="0" b="0"/>
                   <wp:wrapNone/>
-                  <wp:docPr id="5" name="Picture 5"/>
+                  <wp:docPr id="15" name="Picture 15"/>
                   <wp:cNvGraphicFramePr>
                     <a:graphicFrameLocks xmlns:a="http://schemas.openxmlformats.org/drawingml/2006/main" noChangeAspect="1"/>
                   </wp:cNvGraphicFramePr>
@@ -597,7 +597,7 @@
                           <pic:cNvPr id="1" name=""/>
                           <pic:cNvPicPr/>
                         </pic:nvPicPr>
-                        <pic:blipFill rotWithShape="1">
+                        <pic:blipFill>
                           <a:blip r:embed="rId9">
                             <a:extLst>
                               <a:ext uri="{28A0092B-C50C-407E-A947-70E740481C1C}">
@@ -605,27 +605,18 @@
                               </a:ext>
                             </a:extLst>
                           </a:blip>
-                          <a:srcRect l="9770" r="12644" b="25798"/>
                           <a:stretch>
                             <a:fillRect/>
                           </a:stretch>
                         </pic:blipFill>
-                        <pic:spPr bwMode="auto">
+                        <pic:spPr>
                           <a:xfrm>
                             <a:off x="0" y="0"/>
-                            <a:ext cx="838200" cy="428413"/>
+                            <a:ext cx="914400" cy="427990"/>
                           </a:xfrm>
                           <a:prstGeom prst="rect">
                             <a:avLst/>
                           </a:prstGeom>
-                          <a:ln>
-                            <a:noFill/>
-                          </a:ln>
-                          <a:extLst>
-                            <a:ext uri="{53640926-AAD7-44D8-BBD7-CCE9431645EC}">
-                              <a14:shadowObscured xmlns:a14="http://schemas.microsoft.com/office/drawing/2010/main"/>
-                            </a:ext>
-                          </a:extLst>
                         </pic:spPr>
                       </pic:pic>
                     </a:graphicData>
@@ -736,18 +727,18 @@
                 <w:noProof/>
               </w:rPr>
               <w:drawing>
-                <wp:anchor distT="0" distB="0" distL="114300" distR="114300" simplePos="0" relativeHeight="251673600" behindDoc="0" locked="0" layoutInCell="1" allowOverlap="1" wp14:anchorId="0CFBC93A" wp14:editId="5B89BAA1">
+                <wp:anchor distT="0" distB="0" distL="114300" distR="114300" simplePos="0" relativeHeight="251667456" behindDoc="0" locked="0" layoutInCell="1" allowOverlap="1" wp14:anchorId="45BA65AC" wp14:editId="24A4B048">
                   <wp:simplePos x="0" y="0"/>
-                  <wp:positionH relativeFrom="margin">
-                    <wp:posOffset>123192</wp:posOffset>
+                  <wp:positionH relativeFrom="column">
+                    <wp:posOffset>152400</wp:posOffset>
                   </wp:positionH>
                   <wp:positionV relativeFrom="paragraph">
-                    <wp:posOffset>6350</wp:posOffset>
+                    <wp:posOffset>30480</wp:posOffset>
                   </wp:positionV>
-                  <wp:extent cx="1133475" cy="437515"/>
-                  <wp:effectExtent l="0" t="0" r="0" b="635"/>
+                  <wp:extent cx="1094105" cy="398295"/>
+                  <wp:effectExtent l="0" t="0" r="0" b="1905"/>
                   <wp:wrapNone/>
-                  <wp:docPr id="3" name="Picture 3"/>
+                  <wp:docPr id="17" name="Picture 17"/>
                   <wp:cNvGraphicFramePr>
                     <a:graphicFrameLocks xmlns:a="http://schemas.openxmlformats.org/drawingml/2006/main" noChangeAspect="1"/>
                   </wp:cNvGraphicFramePr>
@@ -758,7 +749,7 @@
                           <pic:cNvPr id="1" name=""/>
                           <pic:cNvPicPr/>
                         </pic:nvPicPr>
-                        <pic:blipFill rotWithShape="1">
+                        <pic:blipFill>
                           <a:blip r:embed="rId10">
                             <a:extLst>
                               <a:ext uri="{28A0092B-C50C-407E-A947-70E740481C1C}">
@@ -766,27 +757,18 @@
                               </a:ext>
                             </a:extLst>
                           </a:blip>
-                          <a:srcRect l="19457" t="16054" r="8138" b="40566"/>
                           <a:stretch>
                             <a:fillRect/>
                           </a:stretch>
                         </pic:blipFill>
-                        <pic:spPr bwMode="auto">
+                        <pic:spPr>
                           <a:xfrm>
                             <a:off x="0" y="0"/>
-                            <a:ext cx="1133475" cy="437515"/>
+                            <a:ext cx="1094105" cy="398295"/>
                           </a:xfrm>
                           <a:prstGeom prst="rect">
                             <a:avLst/>
                           </a:prstGeom>
-                          <a:ln>
-                            <a:noFill/>
-                          </a:ln>
-                          <a:extLst>
-                            <a:ext uri="{53640926-AAD7-44D8-BBD7-CCE9431645EC}">
-                              <a14:shadowObscured xmlns:a14="http://schemas.microsoft.com/office/drawing/2010/main"/>
-                            </a:ext>
-                          </a:extLst>
                         </pic:spPr>
                       </pic:pic>
                     </a:graphicData>
@@ -897,18 +879,18 @@
                 <w:noProof/>
               </w:rPr>
               <w:drawing>
-                <wp:anchor distT="0" distB="0" distL="114300" distR="114300" simplePos="0" relativeHeight="251667456" behindDoc="0" locked="0" layoutInCell="1" allowOverlap="1" wp14:anchorId="2CD1CB33" wp14:editId="36265E94">
+                <wp:anchor distT="0" distB="0" distL="114300" distR="114300" simplePos="0" relativeHeight="251669504" behindDoc="0" locked="0" layoutInCell="1" allowOverlap="1" wp14:anchorId="384073C5" wp14:editId="7127B6CB">
                   <wp:simplePos x="0" y="0"/>
                   <wp:positionH relativeFrom="column">
-                    <wp:posOffset>400910</wp:posOffset>
+                    <wp:posOffset>314325</wp:posOffset>
                   </wp:positionH>
                   <wp:positionV relativeFrom="paragraph">
-                    <wp:posOffset>49530</wp:posOffset>
+                    <wp:posOffset>30480</wp:posOffset>
                   </wp:positionV>
-                  <wp:extent cx="762000" cy="369988"/>
+                  <wp:extent cx="960697" cy="389890"/>
                   <wp:effectExtent l="0" t="0" r="0" b="0"/>
                   <wp:wrapNone/>
-                  <wp:docPr id="851089122" name="Picture 851089122"/>
+                  <wp:docPr id="12" name="Picture 12"/>
                   <wp:cNvGraphicFramePr>
                     <a:graphicFrameLocks xmlns:a="http://schemas.openxmlformats.org/drawingml/2006/main" noChangeAspect="1"/>
                   </wp:cNvGraphicFramePr>
@@ -919,7 +901,7 @@
                           <pic:cNvPr id="1" name=""/>
                           <pic:cNvPicPr/>
                         </pic:nvPicPr>
-                        <pic:blipFill rotWithShape="1">
+                        <pic:blipFill>
                           <a:blip r:embed="rId11">
                             <a:extLst>
                               <a:ext uri="{28A0092B-C50C-407E-A947-70E740481C1C}">
@@ -927,27 +909,18 @@
                               </a:ext>
                             </a:extLst>
                           </a:blip>
-                          <a:srcRect l="21354" b="17606"/>
                           <a:stretch>
                             <a:fillRect/>
                           </a:stretch>
                         </pic:blipFill>
-                        <pic:spPr bwMode="auto">
+                        <pic:spPr>
                           <a:xfrm>
                             <a:off x="0" y="0"/>
-                            <a:ext cx="762000" cy="369988"/>
+                            <a:ext cx="960697" cy="389890"/>
                           </a:xfrm>
                           <a:prstGeom prst="rect">
                             <a:avLst/>
                           </a:prstGeom>
-                          <a:ln>
-                            <a:noFill/>
-                          </a:ln>
-                          <a:extLst>
-                            <a:ext uri="{53640926-AAD7-44D8-BBD7-CCE9431645EC}">
-                              <a14:shadowObscured xmlns:a14="http://schemas.microsoft.com/office/drawing/2010/main"/>
-                            </a:ext>
-                          </a:extLst>
                         </pic:spPr>
                       </pic:pic>
                     </a:graphicData>
@@ -1058,18 +1031,18 @@
                 <w:noProof/>
               </w:rPr>
               <w:drawing>
-                <wp:anchor distT="0" distB="0" distL="114300" distR="114300" simplePos="0" relativeHeight="251677696" behindDoc="0" locked="0" layoutInCell="1" allowOverlap="1" wp14:anchorId="138A0C2A" wp14:editId="53E828DD">
+                <wp:anchor distT="0" distB="0" distL="114300" distR="114300" simplePos="0" relativeHeight="251671552" behindDoc="0" locked="0" layoutInCell="1" allowOverlap="1" wp14:anchorId="6CA5DA81" wp14:editId="0B6FE723">
                   <wp:simplePos x="0" y="0"/>
                   <wp:positionH relativeFrom="column">
-                    <wp:posOffset>333375</wp:posOffset>
+                    <wp:posOffset>323850</wp:posOffset>
                   </wp:positionH>
                   <wp:positionV relativeFrom="paragraph">
                     <wp:posOffset>12700</wp:posOffset>
                   </wp:positionV>
-                  <wp:extent cx="762000" cy="399415"/>
-                  <wp:effectExtent l="0" t="0" r="0" b="635"/>
+                  <wp:extent cx="771525" cy="428625"/>
+                  <wp:effectExtent l="0" t="0" r="9525" b="9525"/>
                   <wp:wrapNone/>
-                  <wp:docPr id="6" name="Picture 6"/>
+                  <wp:docPr id="16" name="Picture 16"/>
                   <wp:cNvGraphicFramePr>
                     <a:graphicFrameLocks xmlns:a="http://schemas.openxmlformats.org/drawingml/2006/main" noChangeAspect="1"/>
                   </wp:cNvGraphicFramePr>
@@ -1080,7 +1053,7 @@
                           <pic:cNvPr id="1" name=""/>
                           <pic:cNvPicPr/>
                         </pic:nvPicPr>
-                        <pic:blipFill rotWithShape="1">
+                        <pic:blipFill>
                           <a:blip r:embed="rId12">
                             <a:extLst>
                               <a:ext uri="{28A0092B-C50C-407E-A947-70E740481C1C}">
@@ -1088,27 +1061,18 @@
                               </a:ext>
                             </a:extLst>
                           </a:blip>
-                          <a:srcRect l="14722" t="6584" r="24122" b="23335"/>
                           <a:stretch>
                             <a:fillRect/>
                           </a:stretch>
                         </pic:blipFill>
-                        <pic:spPr bwMode="auto">
+                        <pic:spPr>
                           <a:xfrm>
                             <a:off x="0" y="0"/>
-                            <a:ext cx="762965" cy="399921"/>
+                            <a:ext cx="771525" cy="428625"/>
                           </a:xfrm>
                           <a:prstGeom prst="rect">
                             <a:avLst/>
                           </a:prstGeom>
-                          <a:ln>
-                            <a:noFill/>
-                          </a:ln>
-                          <a:extLst>
-                            <a:ext uri="{53640926-AAD7-44D8-BBD7-CCE9431645EC}">
-                              <a14:shadowObscured xmlns:a14="http://schemas.microsoft.com/office/drawing/2010/main"/>
-                            </a:ext>
-                          </a:extLst>
                         </pic:spPr>
                       </pic:pic>
                     </a:graphicData>
@@ -1219,18 +1183,18 @@
                 <w:noProof/>
               </w:rPr>
               <w:drawing>
-                <wp:anchor distT="0" distB="0" distL="114300" distR="114300" simplePos="0" relativeHeight="251669504" behindDoc="0" locked="0" layoutInCell="1" allowOverlap="1" wp14:anchorId="1C95EE08" wp14:editId="5EFFB0E1">
+                <wp:anchor distT="0" distB="0" distL="114300" distR="114300" simplePos="0" relativeHeight="251673600" behindDoc="0" locked="0" layoutInCell="1" allowOverlap="1" wp14:anchorId="09CBAC7E" wp14:editId="6CA2DFF3">
                   <wp:simplePos x="0" y="0"/>
-                  <wp:positionH relativeFrom="margin">
-                    <wp:posOffset>267335</wp:posOffset>
+                  <wp:positionH relativeFrom="column">
+                    <wp:posOffset>219083</wp:posOffset>
                   </wp:positionH>
                   <wp:positionV relativeFrom="paragraph">
                     <wp:posOffset>13970</wp:posOffset>
                   </wp:positionV>
-                  <wp:extent cx="828675" cy="417705"/>
-                  <wp:effectExtent l="0" t="0" r="0" b="1905"/>
+                  <wp:extent cx="1028700" cy="418986"/>
+                  <wp:effectExtent l="0" t="0" r="0" b="635"/>
                   <wp:wrapNone/>
-                  <wp:docPr id="2" name="Picture 2"/>
+                  <wp:docPr id="11" name="Picture 11"/>
                   <wp:cNvGraphicFramePr>
                     <a:graphicFrameLocks xmlns:a="http://schemas.openxmlformats.org/drawingml/2006/main" noChangeAspect="1"/>
                   </wp:cNvGraphicFramePr>
@@ -1241,7 +1205,7 @@
                           <pic:cNvPr id="1" name=""/>
                           <pic:cNvPicPr/>
                         </pic:nvPicPr>
-                        <pic:blipFill rotWithShape="1">
+                        <pic:blipFill>
                           <a:blip r:embed="rId13">
                             <a:extLst>
                               <a:ext uri="{28A0092B-C50C-407E-A947-70E740481C1C}">
@@ -1249,27 +1213,18 @@
                               </a:ext>
                             </a:extLst>
                           </a:blip>
-                          <a:srcRect l="9585" t="9091" r="24920" b="28283"/>
                           <a:stretch>
                             <a:fillRect/>
                           </a:stretch>
                         </pic:blipFill>
-                        <pic:spPr bwMode="auto">
+                        <pic:spPr>
                           <a:xfrm>
                             <a:off x="0" y="0"/>
-                            <a:ext cx="828675" cy="417705"/>
+                            <a:ext cx="1028700" cy="418986"/>
                           </a:xfrm>
                           <a:prstGeom prst="rect">
                             <a:avLst/>
                           </a:prstGeom>
-                          <a:ln>
-                            <a:noFill/>
-                          </a:ln>
-                          <a:extLst>
-                            <a:ext uri="{53640926-AAD7-44D8-BBD7-CCE9431645EC}">
-                              <a14:shadowObscured xmlns:a14="http://schemas.microsoft.com/office/drawing/2010/main"/>
-                            </a:ext>
-                          </a:extLst>
                         </pic:spPr>
                       </pic:pic>
                     </a:graphicData>
@@ -1381,18 +1336,18 @@
                 <w:noProof/>
               </w:rPr>
               <w:drawing>
-                <wp:anchor distT="0" distB="0" distL="114300" distR="114300" simplePos="0" relativeHeight="251675648" behindDoc="0" locked="0" layoutInCell="1" allowOverlap="1" wp14:anchorId="6729BCF3" wp14:editId="7C7C7F48">
+                <wp:anchor distT="0" distB="0" distL="114300" distR="114300" simplePos="0" relativeHeight="251675648" behindDoc="0" locked="0" layoutInCell="1" allowOverlap="1" wp14:anchorId="574F52A1" wp14:editId="27A9DD5D">
                   <wp:simplePos x="0" y="0"/>
-                  <wp:positionH relativeFrom="margin">
-                    <wp:posOffset>267335</wp:posOffset>
+                  <wp:positionH relativeFrom="column">
+                    <wp:posOffset>285749</wp:posOffset>
                   </wp:positionH>
                   <wp:positionV relativeFrom="paragraph">
                     <wp:posOffset>15240</wp:posOffset>
                   </wp:positionV>
-                  <wp:extent cx="781050" cy="406352"/>
+                  <wp:extent cx="960755" cy="408940"/>
                   <wp:effectExtent l="0" t="0" r="0" b="0"/>
                   <wp:wrapNone/>
-                  <wp:docPr id="4" name="Picture 4"/>
+                  <wp:docPr id="14" name="Picture 14"/>
                   <wp:cNvGraphicFramePr>
                     <a:graphicFrameLocks xmlns:a="http://schemas.openxmlformats.org/drawingml/2006/main" noChangeAspect="1"/>
                   </wp:cNvGraphicFramePr>
@@ -1400,12 +1355,10 @@
                     <a:graphicData uri="http://schemas.openxmlformats.org/drawingml/2006/picture">
                       <pic:pic xmlns:pic="http://schemas.openxmlformats.org/drawingml/2006/picture">
                         <pic:nvPicPr>
-                          <pic:cNvPr id="0" name="Picture 2"/>
-                          <pic:cNvPicPr>
-                            <a:picLocks noChangeAspect="1" noChangeArrowheads="1"/>
-                          </pic:cNvPicPr>
+                          <pic:cNvPr id="1" name=""/>
+                          <pic:cNvPicPr/>
                         </pic:nvPicPr>
-                        <pic:blipFill rotWithShape="1">
+                        <pic:blipFill>
                           <a:blip r:embed="rId14">
                             <a:extLst>
                               <a:ext uri="{28A0092B-C50C-407E-A947-70E740481C1C}">
@@ -1413,28 +1366,18 @@
                               </a:ext>
                             </a:extLst>
                           </a:blip>
-                          <a:srcRect l="10020" t="8630" r="17550" b="22413"/>
                           <a:stretch>
                             <a:fillRect/>
                           </a:stretch>
                         </pic:blipFill>
-                        <pic:spPr bwMode="auto">
+                        <pic:spPr>
                           <a:xfrm>
                             <a:off x="0" y="0"/>
-                            <a:ext cx="781050" cy="406352"/>
+                            <a:ext cx="960755" cy="408940"/>
                           </a:xfrm>
                           <a:prstGeom prst="rect">
                             <a:avLst/>
                           </a:prstGeom>
-                          <a:noFill/>
-                          <a:ln>
-                            <a:noFill/>
-                          </a:ln>
-                          <a:extLst>
-                            <a:ext uri="{53640926-AAD7-44D8-BBD7-CCE9431645EC}">
-                              <a14:shadowObscured xmlns:a14="http://schemas.microsoft.com/office/drawing/2010/main"/>
-                            </a:ext>
-                          </a:extLst>
                         </pic:spPr>
                       </pic:pic>
                     </a:graphicData>
@@ -1546,18 +1489,18 @@
                 <w:noProof/>
               </w:rPr>
               <w:drawing>
-                <wp:anchor distT="0" distB="0" distL="114300" distR="114300" simplePos="0" relativeHeight="251681792" behindDoc="0" locked="0" layoutInCell="1" allowOverlap="1" wp14:anchorId="4D5E8045" wp14:editId="3128FE34">
+                <wp:anchor distT="0" distB="0" distL="114300" distR="114300" simplePos="0" relativeHeight="251677696" behindDoc="0" locked="0" layoutInCell="1" allowOverlap="1" wp14:anchorId="71B5BB29" wp14:editId="3B8DC52E">
                   <wp:simplePos x="0" y="0"/>
-                  <wp:positionH relativeFrom="column">
-                    <wp:posOffset>248497</wp:posOffset>
+                  <wp:positionH relativeFrom="page">
+                    <wp:posOffset>403225</wp:posOffset>
                   </wp:positionH>
                   <wp:positionV relativeFrom="paragraph">
                     <wp:posOffset>6985</wp:posOffset>
                   </wp:positionV>
-                  <wp:extent cx="790575" cy="404929"/>
-                  <wp:effectExtent l="0" t="0" r="0" b="0"/>
+                  <wp:extent cx="819150" cy="409575"/>
+                  <wp:effectExtent l="0" t="0" r="0" b="9525"/>
                   <wp:wrapNone/>
-                  <wp:docPr id="9" name="Picture 9"/>
+                  <wp:docPr id="10" name="Picture 10"/>
                   <wp:cNvGraphicFramePr>
                     <a:graphicFrameLocks xmlns:a="http://schemas.openxmlformats.org/drawingml/2006/main" noChangeAspect="1"/>
                   </wp:cNvGraphicFramePr>
@@ -1568,7 +1511,7 @@
                           <pic:cNvPr id="1" name=""/>
                           <pic:cNvPicPr/>
                         </pic:nvPicPr>
-                        <pic:blipFill rotWithShape="1">
+                        <pic:blipFill>
                           <a:blip r:embed="rId15">
                             <a:extLst>
                               <a:ext uri="{28A0092B-C50C-407E-A947-70E740481C1C}">
@@ -1576,27 +1519,18 @@
                               </a:ext>
                             </a:extLst>
                           </a:blip>
-                          <a:srcRect l="6750" r="10216" b="19093"/>
                           <a:stretch>
                             <a:fillRect/>
                           </a:stretch>
                         </pic:blipFill>
-                        <pic:spPr bwMode="auto">
+                        <pic:spPr>
                           <a:xfrm>
                             <a:off x="0" y="0"/>
-                            <a:ext cx="790575" cy="404929"/>
+                            <a:ext cx="819150" cy="409575"/>
                           </a:xfrm>
                           <a:prstGeom prst="rect">
                             <a:avLst/>
                           </a:prstGeom>
-                          <a:ln>
-                            <a:noFill/>
-                          </a:ln>
-                          <a:extLst>
-                            <a:ext uri="{53640926-AAD7-44D8-BBD7-CCE9431645EC}">
-                              <a14:shadowObscured xmlns:a14="http://schemas.microsoft.com/office/drawing/2010/main"/>
-                            </a:ext>
-                          </a:extLst>
                         </pic:spPr>
                       </pic:pic>
                     </a:graphicData>
@@ -1726,18 +1660,18 @@
                 <w:noProof/>
               </w:rPr>
               <w:drawing>
-                <wp:anchor distT="0" distB="0" distL="114300" distR="114300" simplePos="0" relativeHeight="251679744" behindDoc="0" locked="0" layoutInCell="1" allowOverlap="1" wp14:anchorId="5DB3D353" wp14:editId="6B3EED72">
+                <wp:anchor distT="0" distB="0" distL="114300" distR="114300" simplePos="0" relativeHeight="251679744" behindDoc="0" locked="0" layoutInCell="1" allowOverlap="1" wp14:anchorId="6B98D067" wp14:editId="705BCBE7">
                   <wp:simplePos x="0" y="0"/>
-                  <wp:positionH relativeFrom="column">
-                    <wp:posOffset>85725</wp:posOffset>
+                  <wp:positionH relativeFrom="margin">
+                    <wp:posOffset>152400</wp:posOffset>
                   </wp:positionH>
                   <wp:positionV relativeFrom="paragraph">
                     <wp:posOffset>8255</wp:posOffset>
                   </wp:positionV>
-                  <wp:extent cx="1162050" cy="390525"/>
+                  <wp:extent cx="1166495" cy="428625"/>
                   <wp:effectExtent l="0" t="0" r="0" b="9525"/>
                   <wp:wrapNone/>
-                  <wp:docPr id="8" name="Picture 8"/>
+                  <wp:docPr id="292939967" name="Picture 292939967"/>
                   <wp:cNvGraphicFramePr>
                     <a:graphicFrameLocks xmlns:a="http://schemas.openxmlformats.org/drawingml/2006/main" noChangeAspect="1"/>
                   </wp:cNvGraphicFramePr>
@@ -1748,7 +1682,7 @@
                           <pic:cNvPr id="1" name=""/>
                           <pic:cNvPicPr/>
                         </pic:nvPicPr>
-                        <pic:blipFill rotWithShape="1">
+                        <pic:blipFill>
                           <a:blip r:embed="rId16">
                             <a:extLst>
                               <a:ext uri="{28A0092B-C50C-407E-A947-70E740481C1C}">
@@ -1756,27 +1690,18 @@
                               </a:ext>
                             </a:extLst>
                           </a:blip>
-                          <a:srcRect l="7609" t="12914" r="30504" b="40396"/>
                           <a:stretch>
                             <a:fillRect/>
                           </a:stretch>
                         </pic:blipFill>
-                        <pic:spPr bwMode="auto">
+                        <pic:spPr>
                           <a:xfrm>
                             <a:off x="0" y="0"/>
-                            <a:ext cx="1162050" cy="390525"/>
+                            <a:ext cx="1166495" cy="428625"/>
                           </a:xfrm>
                           <a:prstGeom prst="rect">
                             <a:avLst/>
                           </a:prstGeom>
-                          <a:ln>
-                            <a:noFill/>
-                          </a:ln>
-                          <a:extLst>
-                            <a:ext uri="{53640926-AAD7-44D8-BBD7-CCE9431645EC}">
-                              <a14:shadowObscured xmlns:a14="http://schemas.microsoft.com/office/drawing/2010/main"/>
-                            </a:ext>
-                          </a:extLst>
                         </pic:spPr>
                       </pic:pic>
                     </a:graphicData>
@@ -1784,9 +1709,6 @@
                   <wp14:sizeRelH relativeFrom="margin">
                     <wp14:pctWidth>0</wp14:pctWidth>
                   </wp14:sizeRelH>
-                  <wp14:sizeRelV relativeFrom="margin">
-                    <wp14:pctHeight>0</wp14:pctHeight>
-                  </wp14:sizeRelV>
                 </wp:anchor>
               </w:drawing>
             </w:r>
@@ -1888,16 +1810,16 @@
                 <w:noProof/>
               </w:rPr>
               <w:drawing>
-                <wp:anchor distT="0" distB="0" distL="114300" distR="114300" simplePos="0" relativeHeight="251663360" behindDoc="0" locked="0" layoutInCell="1" allowOverlap="1" wp14:anchorId="5BD43449" wp14:editId="138A4BCC">
+                <wp:anchor distT="0" distB="0" distL="114300" distR="114300" simplePos="0" relativeHeight="251663360" behindDoc="0" locked="0" layoutInCell="1" allowOverlap="1" wp14:anchorId="5BD43449" wp14:editId="5C4DB60E">
                   <wp:simplePos x="0" y="0"/>
                   <wp:positionH relativeFrom="column">
-                    <wp:posOffset>152400</wp:posOffset>
+                    <wp:posOffset>57150</wp:posOffset>
                   </wp:positionH>
                   <wp:positionV relativeFrom="paragraph">
-                    <wp:posOffset>47625</wp:posOffset>
+                    <wp:posOffset>28575</wp:posOffset>
                   </wp:positionV>
-                  <wp:extent cx="1004570" cy="388620"/>
-                  <wp:effectExtent l="0" t="0" r="5080" b="0"/>
+                  <wp:extent cx="1217295" cy="398145"/>
+                  <wp:effectExtent l="0" t="0" r="1905" b="1905"/>
                   <wp:wrapNone/>
                   <wp:docPr id="1325834494" name="Picture 1"/>
                   <wp:cNvGraphicFramePr>
@@ -1925,7 +1847,7 @@
                         <pic:spPr>
                           <a:xfrm>
                             <a:off x="0" y="0"/>
-                            <a:ext cx="1004570" cy="388620"/>
+                            <a:ext cx="1217295" cy="398145"/>
                           </a:xfrm>
                           <a:prstGeom prst="rect">
                             <a:avLst/>
@@ -2041,18 +1963,18 @@
                 <w:noProof/>
               </w:rPr>
               <w:drawing>
-                <wp:anchor distT="0" distB="0" distL="114300" distR="114300" simplePos="0" relativeHeight="251665408" behindDoc="0" locked="0" layoutInCell="1" allowOverlap="1" wp14:anchorId="5CFA9D80" wp14:editId="28507831">
+                <wp:anchor distT="0" distB="0" distL="114300" distR="114300" simplePos="0" relativeHeight="251681792" behindDoc="0" locked="0" layoutInCell="1" allowOverlap="1" wp14:anchorId="0E45A788" wp14:editId="0E86AA02">
                   <wp:simplePos x="0" y="0"/>
                   <wp:positionH relativeFrom="column">
-                    <wp:posOffset>323850</wp:posOffset>
+                    <wp:posOffset>285750</wp:posOffset>
                   </wp:positionH>
                   <wp:positionV relativeFrom="paragraph">
-                    <wp:posOffset>58420</wp:posOffset>
+                    <wp:posOffset>20320</wp:posOffset>
                   </wp:positionV>
-                  <wp:extent cx="714375" cy="386149"/>
+                  <wp:extent cx="866775" cy="409436"/>
                   <wp:effectExtent l="0" t="0" r="0" b="0"/>
                   <wp:wrapNone/>
-                  <wp:docPr id="7" name="Picture 7"/>
+                  <wp:docPr id="13" name="Picture 13"/>
                   <wp:cNvGraphicFramePr>
                     <a:graphicFrameLocks xmlns:a="http://schemas.openxmlformats.org/drawingml/2006/main" noChangeAspect="1"/>
                   </wp:cNvGraphicFramePr>
@@ -2063,7 +1985,7 @@
                           <pic:cNvPr id="1" name=""/>
                           <pic:cNvPicPr/>
                         </pic:nvPicPr>
-                        <pic:blipFill rotWithShape="1">
+                        <pic:blipFill>
                           <a:blip r:embed="rId18">
                             <a:extLst>
                               <a:ext uri="{28A0092B-C50C-407E-A947-70E740481C1C}">
@@ -2071,27 +1993,18 @@
                               </a:ext>
                             </a:extLst>
                           </a:blip>
-                          <a:srcRect l="23116" t="9029" r="5608" b="23250"/>
                           <a:stretch>
                             <a:fillRect/>
                           </a:stretch>
                         </pic:blipFill>
-                        <pic:spPr bwMode="auto">
+                        <pic:spPr>
                           <a:xfrm>
                             <a:off x="0" y="0"/>
-                            <a:ext cx="714375" cy="386149"/>
+                            <a:ext cx="872784" cy="412274"/>
                           </a:xfrm>
                           <a:prstGeom prst="rect">
                             <a:avLst/>
                           </a:prstGeom>
-                          <a:ln>
-                            <a:noFill/>
-                          </a:ln>
-                          <a:extLst>
-                            <a:ext uri="{53640926-AAD7-44D8-BBD7-CCE9431645EC}">
-                              <a14:shadowObscured xmlns:a14="http://schemas.microsoft.com/office/drawing/2010/main"/>
-                            </a:ext>
-                          </a:extLst>
                         </pic:spPr>
                       </pic:pic>
                     </a:graphicData>
